--- a/materials/workshop/handouts/sample-studies.docx
+++ b/materials/workshop/handouts/sample-studies.docx
@@ -40,7 +40,7 @@
         <w:pStyle w:val="FirstParagraph"/>
       </w:pPr>
       <w:r>
-        <w:t xml:space="preserve">These six fictional studies come from Unlock the Lab and are printed as participants see them in the app, with the two answers that the app asks for. Use them for discussion in groups, as a warm-up before the app or for anyone taking part on paper. The evaluation guide has the rubric and the glossary to go with them.</w:t>
+        <w:t xml:space="preserve">These six fictional studies come from Unlock the Lab and are printed as participants see them in the app, with the two answers that the app asks for. Use them for discussion in groups, as a warm-up before the app or for anyone taking part on paper. The evaluation guide has the rubric, the advice on reaching one rating and the glossary to go with them.</w:t>
       </w:r>
     </w:p>
     <w:p>
@@ -68,7 +68,7 @@
         <w:t xml:space="preserve"> </w:t>
       </w:r>
       <w:r>
-        <w:t xml:space="preserve">on paper, collect the ratings, work out the group’s average for each study and compare it with the predictions. The live dashboard shows how everyone who has used the app rated each study, under the dashboard number given in the answer key.</w:t>
+        <w:t xml:space="preserve">on paper, collect the ratings, work out the group’s average for each study and compare it with the predictions. The live dashboard shows how participants have rated the current version of each study in the app, under the dashboard number given in the answer key.</w:t>
       </w:r>
     </w:p>
     <w:p>
@@ -101,13 +101,13 @@
       </w:r>
     </w:p>
     <w:bookmarkEnd w:id="9"/>
-    <w:bookmarkStart w:id="16" w:name="Xffc38d9577c634a1536dee493e35ac3525e56e7"/>
+    <w:bookmarkStart w:id="16" w:name="Xf2f71635ae8fa2f3bf544d53d6f95df3ce7bc2c"/>
     <w:p>
       <w:pPr>
         <w:pStyle w:val="Heading1"/>
       </w:pPr>
       <w:r>
-        <w:t xml:space="preserve">The neuroprotective effects of a daily herbal tea infusion on Alzheimer’s disease prevention</w:t>
+        <w:t xml:space="preserve">Shocking study proves chocolate for breakfast turns children into maths stars</w:t>
       </w:r>
     </w:p>
     <w:bookmarkStart w:id="10" w:name="access"/>
@@ -124,7 +124,7 @@
         <w:pStyle w:val="FirstParagraph"/>
       </w:pPr>
       <w:r>
-        <w:t xml:space="preserve">Free to read online (Open Access). As with many open-access journals, authors pay a publication fee so that readers do not have to.</w:t>
+        <w:t xml:space="preserve">Free to everyone online: anyone can read the full paper, with no sign-up.</w:t>
       </w:r>
     </w:p>
     <w:bookmarkEnd w:id="10"/>
@@ -142,16 +142,7 @@
         <w:pStyle w:val="FirstParagraph"/>
       </w:pPr>
       <w:r>
-        <w:t xml:space="preserve">Predatory Journal. The journal website contains broken English and promises</w:t>
-      </w:r>
-      <w:r>
-        <w:t xml:space="preserve"> </w:t>
-      </w:r>
-      <w:r>
-        <w:t xml:space="preserve">‘publication within 48 hours for a fee’</w:t>
-      </w:r>
-      <w:r>
-        <w:t xml:space="preserve">, indicating zero peer review.</w:t>
+        <w:t xml:space="preserve">The journal charged the authors £1,800 and published the paper five days after it arrived. Its website names no editors and says nothing about peer review.</w:t>
       </w:r>
     </w:p>
     <w:bookmarkEnd w:id="11"/>
@@ -169,7 +160,19 @@
         <w:pStyle w:val="FirstParagraph"/>
       </w:pPr>
       <w:r>
-        <w:t xml:space="preserve">The premise is loosely based on traditional folk medicine practices. It ignores current neurological understanding of amyloid plaques and tau tangles, which are the primary biological markers of Alzheimer’s disease.</w:t>
+        <w:t xml:space="preserve">The study asks whether chocolate at breakfast raises children’s maths scores. It treats sugar as instant fuel for the brain. It does not mention earlier research on the</w:t>
+      </w:r>
+      <w:r>
+        <w:t xml:space="preserve"> </w:t>
+      </w:r>
+      <w:r>
+        <w:t xml:space="preserve">‘sugar crash’</w:t>
+      </w:r>
+      <w:r>
+        <w:t xml:space="preserve"> </w:t>
+      </w:r>
+      <w:r>
+        <w:t xml:space="preserve">(tiredness after a burst of sugar).</w:t>
       </w:r>
     </w:p>
     <w:bookmarkEnd w:id="12"/>
@@ -187,7 +190,20 @@
         <w:pStyle w:val="FirstParagraph"/>
       </w:pPr>
       <w:r>
-        <w:t xml:space="preserve">A 6-week observational study of 40 people who already chose to drink the tea daily. There was no randomised control group. Cognition was measured via brief phone interviews rather than validated in-person cognitive assessments.</w:t>
+        <w:t xml:space="preserve">On three mornings,</w:t>
+      </w:r>
+      <w:r>
+        <w:t xml:space="preserve"> </w:t>
+      </w:r>
+      <w:r>
+        <w:rPr>
+          <w:i/>
+          <w:iCs/>
+        </w:rPr>
+        <w:t xml:space="preserve">N</w:t>
+      </w:r>
+      <w:r>
+        <w:t xml:space="preserve">=12 children in one classroom ate chocolate for breakfast and then took a maths test. There was no control group eating an ordinary breakfast.</w:t>
       </w:r>
       <w:r>
         <w:t xml:space="preserve"> </w:t>
@@ -203,7 +219,19 @@
         <w:t xml:space="preserve"> </w:t>
       </w:r>
       <w:r>
-        <w:t xml:space="preserve">‘Raw data unavailable due to participant confidentiality.’</w:t>
+        <w:t xml:space="preserve">The test scores are not shared, for</w:t>
+      </w:r>
+      <w:r>
+        <w:t xml:space="preserve"> </w:t>
+      </w:r>
+      <w:r>
+        <w:t xml:space="preserve">‘commercial’</w:t>
+      </w:r>
+      <w:r>
+        <w:t xml:space="preserve"> </w:t>
+      </w:r>
+      <w:r>
+        <w:t xml:space="preserve">reasons linked to the chocolate brand, the authors say.</w:t>
       </w:r>
     </w:p>
     <w:bookmarkEnd w:id="13"/>
@@ -221,7 +249,7 @@
         <w:pStyle w:val="FirstParagraph"/>
       </w:pPr>
       <w:r>
-        <w:t xml:space="preserve">Overblown. The study confuses a short-term feeling of alertness (likely an expectation or placebo effect) with the long-term prevention of a complex neurodegenerative disease.</w:t>
+        <w:t xml:space="preserve">The authors conclude that chocolate breakfasts make children better at maths. They call for chocolate at every school breakfast to raise national exam results.</w:t>
       </w:r>
     </w:p>
     <w:bookmarkEnd w:id="14"/>
@@ -699,13 +727,13 @@
     </w:p>
     <w:bookmarkEnd w:id="15"/>
     <w:bookmarkEnd w:id="16"/>
-    <w:bookmarkStart w:id="23" w:name="Xa7244b6ea65557c60b5bda5a6f47a66bc9203d1"/>
+    <w:bookmarkStart w:id="23" w:name="Xf20d476368c59099e43d53f53586246d8290a31"/>
     <w:p>
       <w:pPr>
         <w:pStyle w:val="Heading1"/>
       </w:pPr>
       <w:r>
-        <w:t xml:space="preserve">A causal link between Instagram use and adolescent anxiety</w:t>
+        <w:t xml:space="preserve">Field trial finds no clear effect of one pesticide on bees’ ability to fly home, at current farm doses</w:t>
       </w:r>
     </w:p>
     <w:bookmarkStart w:id="17" w:name="access-1"/>
@@ -722,7 +750,7 @@
         <w:pStyle w:val="FirstParagraph"/>
       </w:pPr>
       <w:r>
-        <w:t xml:space="preserve">Accessible with difficulty (via university library subscription).</w:t>
+        <w:t xml:space="preserve">Free to everyone online: anyone can download the full paper.</w:t>
       </w:r>
     </w:p>
     <w:bookmarkEnd w:id="17"/>
@@ -740,7 +768,7 @@
         <w:pStyle w:val="FirstParagraph"/>
       </w:pPr>
       <w:r>
-        <w:t xml:space="preserve">Mid-Tier Psychology Journal. A legitimate peer-reviewed journal, though one that occasionally publishes correlational studies with catchy titles to boost its impact factor.</w:t>
+        <w:t xml:space="preserve">It appeared in a peer-reviewed ecology journal run by a large scientific society. The pesticide’s maker paid for half the trial and saw the results before publication. The authors declare this conflict of interest.</w:t>
       </w:r>
     </w:p>
     <w:bookmarkEnd w:id="18"/>
@@ -758,19 +786,7 @@
         <w:pStyle w:val="FirstParagraph"/>
       </w:pPr>
       <w:r>
-        <w:t xml:space="preserve">Uses standard social psychology theories regarding</w:t>
-      </w:r>
-      <w:r>
-        <w:t xml:space="preserve"> </w:t>
-      </w:r>
-      <w:r>
-        <w:t xml:space="preserve">‘social comparison’</w:t>
-      </w:r>
-      <w:r>
-        <w:t xml:space="preserve"> </w:t>
-      </w:r>
-      <w:r>
-        <w:t xml:space="preserve">and self-esteem. However, it assumes a direct causal vector without accounting for the complexity of adolescent mental health.</w:t>
+        <w:t xml:space="preserve">Lab studies found that this pesticide made bees lose their way. This study asks whether that happens on real farms at the doses farmers use.</w:t>
       </w:r>
     </w:p>
     <w:bookmarkEnd w:id="19"/>
@@ -788,28 +804,20 @@
         <w:pStyle w:val="FirstParagraph"/>
       </w:pPr>
       <w:r>
-        <w:t xml:space="preserve">A cross-sectional survey of 5,000 teenagers taken at a single point in time. While the sample size is large, the method relies entirely on self-reporting for both</w:t>
+        <w:t xml:space="preserve">Over two years,</w:t>
       </w:r>
       <w:r>
         <w:t xml:space="preserve"> </w:t>
       </w:r>
       <w:r>
-        <w:t xml:space="preserve">‘hours used’</w:t>
-      </w:r>
-      <w:r>
-        <w:t xml:space="preserve"> </w:t>
-      </w:r>
-      <w:r>
-        <w:t xml:space="preserve">and</w:t>
-      </w:r>
-      <w:r>
-        <w:t xml:space="preserve"> </w:t>
-      </w:r>
-      <w:r>
-        <w:t xml:space="preserve">‘anxiety levels’</w:t>
-      </w:r>
-      <w:r>
-        <w:t xml:space="preserve">.</w:t>
+        <w:rPr>
+          <w:i/>
+          <w:iCs/>
+        </w:rPr>
+        <w:t xml:space="preserve">N</w:t>
+      </w:r>
+      <w:r>
+        <w:t xml:space="preserve">=6,000 bees on 20 farms wore small radio tags recording whether they flew home. Half the farms, picked at random, used the pesticide, following a preregistered plan.</w:t>
       </w:r>
       <w:r>
         <w:t xml:space="preserve"> </w:t>
@@ -825,7 +833,7 @@
         <w:t xml:space="preserve"> </w:t>
       </w:r>
       <w:r>
-        <w:t xml:space="preserve">Summary statistics provided; raw data available only upon request to the lead author.</w:t>
+        <w:t xml:space="preserve">All data and code are free online.</w:t>
       </w:r>
     </w:p>
     <w:bookmarkEnd w:id="20"/>
@@ -843,7 +851,7 @@
         <w:pStyle w:val="FirstParagraph"/>
       </w:pPr>
       <w:r>
-        <w:t xml:space="preserve">Logical but limited. The study establishes a strong correlation but the authors (and the title) imply causation. They fail to address whether anxious teens simply retreat to social media more often.</w:t>
+        <w:t xml:space="preserve">The authors report no clear harm to bees’ ability to fly home at current farm doses. They say a small effect is possible and warn against applying the result to other insects.</w:t>
       </w:r>
     </w:p>
     <w:bookmarkEnd w:id="21"/>
@@ -1321,13 +1329,13 @@
     </w:p>
     <w:bookmarkEnd w:id="22"/>
     <w:bookmarkEnd w:id="23"/>
-    <w:bookmarkStart w:id="30" w:name="X3ad96bc33b0e151644fcb7cbf78439a6d7e9087"/>
+    <w:bookmarkStart w:id="30" w:name="X0564d85164720ff8f550fe4a3163fea566b4636"/>
     <w:p>
       <w:pPr>
         <w:pStyle w:val="Heading1"/>
       </w:pPr>
       <w:r>
-        <w:t xml:space="preserve">An evolutionary explanation for the correlation between height and CEO status in males</w:t>
+        <w:t xml:space="preserve">Instagram use raises anxiety in teenagers, survey finds</w:t>
       </w:r>
     </w:p>
     <w:bookmarkStart w:id="24" w:name="access-2"/>
@@ -1344,7 +1352,7 @@
         <w:pStyle w:val="FirstParagraph"/>
       </w:pPr>
       <w:r>
-        <w:t xml:space="preserve">Freely available for download (preprint server). Because the paper has not been accepted by a journal, there is no paywall — anyone can read it immediately.</w:t>
+        <w:t xml:space="preserve">Not free to everyone: the full paper needs a university library login.</w:t>
       </w:r>
     </w:p>
     <w:bookmarkEnd w:id="24"/>
@@ -1362,7 +1370,16 @@
         <w:pStyle w:val="FirstParagraph"/>
       </w:pPr>
       <w:r>
-        <w:t xml:space="preserve">Preprint Server. The paper has been uploaded to a server but has not yet been peer-reviewed or accepted by a journal.</w:t>
+        <w:t xml:space="preserve">It appeared in a peer-reviewed psychology journal. The journal’s website says it wants</w:t>
+      </w:r>
+      <w:r>
+        <w:t xml:space="preserve"> </w:t>
+      </w:r>
+      <w:r>
+        <w:t xml:space="preserve">‘findings that get people talking’</w:t>
+      </w:r>
+      <w:r>
+        <w:t xml:space="preserve">. It sends press releases to journalists for most papers.</w:t>
       </w:r>
     </w:p>
     <w:bookmarkEnd w:id="25"/>
@@ -1380,19 +1397,7 @@
         <w:pStyle w:val="FirstParagraph"/>
       </w:pPr>
       <w:r>
-        <w:t xml:space="preserve">Uses evolutionary psychology to suggest height signals dominance. It fails to account for the</w:t>
-      </w:r>
-      <w:r>
-        <w:t xml:space="preserve"> </w:t>
-      </w:r>
-      <w:r>
-        <w:t xml:space="preserve">‘halo effect’</w:t>
-      </w:r>
-      <w:r>
-        <w:t xml:space="preserve"> </w:t>
-      </w:r>
-      <w:r>
-        <w:t xml:space="preserve">(social bias) and treats modern corporate structures as if they are prehistoric hunter-gatherer societies.</w:t>
+        <w:t xml:space="preserve">The study uses the idea of social comparison: people can feel worse after comparing themselves with others. It assumes Instagram use leads directly to anxiety and does not discuss other causes of teenage anxiety.</w:t>
       </w:r>
     </w:p>
     <w:bookmarkEnd w:id="26"/>
@@ -1410,7 +1415,20 @@
         <w:pStyle w:val="FirstParagraph"/>
       </w:pPr>
       <w:r>
-        <w:t xml:space="preserve">The authors looked at the height of CEOs of Fortune 500 companies (the 500 largest US firms) and compared them to the national average. No measure of actual company performance, profit or leadership skill was included.</w:t>
+        <w:t xml:space="preserve">The researchers surveyed</w:t>
+      </w:r>
+      <w:r>
+        <w:t xml:space="preserve"> </w:t>
+      </w:r>
+      <w:r>
+        <w:rPr>
+          <w:i/>
+          <w:iCs/>
+        </w:rPr>
+        <w:t xml:space="preserve">N</w:t>
+      </w:r>
+      <w:r>
+        <w:t xml:space="preserve">=5,000 teenagers once (a cross-sectional study). Teenagers reported their own hours on Instagram and their own anxiety.</w:t>
       </w:r>
       <w:r>
         <w:t xml:space="preserve"> </w:t>
@@ -1426,7 +1444,7 @@
         <w:t xml:space="preserve"> </w:t>
       </w:r>
       <w:r>
-        <w:t xml:space="preserve">A spreadsheet of CEO heights is available on request.</w:t>
+        <w:t xml:space="preserve">Summary figures are in the paper; raw data are available from the lead author on request.</w:t>
       </w:r>
     </w:p>
     <w:bookmarkEnd w:id="27"/>
@@ -1444,7 +1462,7 @@
         <w:pStyle w:val="FirstParagraph"/>
       </w:pPr>
       <w:r>
-        <w:t xml:space="preserve">Overblown. It confuses a societal bias (we promote tall men) with an inherent evolutionary ability (tall men are better leaders).</w:t>
+        <w:t xml:space="preserve">The authors report that teenagers who used Instagram more reported more anxiety. They mostly call this a link but hint in places that Instagram is the cause. They do not ask whether anxious teenagers simply use social media more.</w:t>
       </w:r>
     </w:p>
     <w:bookmarkEnd w:id="28"/>
@@ -1922,13 +1940,13 @@
     </w:p>
     <w:bookmarkEnd w:id="29"/>
     <w:bookmarkEnd w:id="30"/>
-    <w:bookmarkStart w:id="37" w:name="X5b28e3177516f6c05456d51da5959ebd0637b86"/>
+    <w:bookmarkStart w:id="37" w:name="X4da16b5cf12dfde43aa25b5ecf2ea17ef646102"/>
     <w:p>
       <w:pPr>
         <w:pStyle w:val="Heading1"/>
       </w:pPr>
       <w:r>
-        <w:t xml:space="preserve">The efficacy of mindfulness meditation as an intervention for chronic pain: A systematic review</w:t>
+        <w:t xml:space="preserve">Male bosses of the 500 largest US companies are taller than the average US man</w:t>
       </w:r>
     </w:p>
     <w:bookmarkStart w:id="31" w:name="access-3"/>
@@ -1945,7 +1963,7 @@
         <w:pStyle w:val="FirstParagraph"/>
       </w:pPr>
       <w:r>
-        <w:t xml:space="preserve">Open Access via Cochrane Library.</w:t>
+        <w:t xml:space="preserve">Free to everyone online as a preprint (an early paper shared before review).</w:t>
       </w:r>
     </w:p>
     <w:bookmarkEnd w:id="31"/>
@@ -1963,7 +1981,7 @@
         <w:pStyle w:val="FirstParagraph"/>
       </w:pPr>
       <w:r>
-        <w:t xml:space="preserve">Cochrane Database of Systematic Reviews. Gold-standard source for evidence synthesis. Rigorous peer review and editorial oversight.</w:t>
+        <w:t xml:space="preserve">Posted on a public preprint server. It has not been peer reviewed or accepted by a journal.</w:t>
       </w:r>
     </w:p>
     <w:bookmarkEnd w:id="32"/>
@@ -1981,7 +1999,19 @@
         <w:pStyle w:val="FirstParagraph"/>
       </w:pPr>
       <w:r>
-        <w:t xml:space="preserve">Meta-analysis of 38 randomised controlled trials investigating mindfulness-based interventions for chronic pain conditions. Uses established frameworks from pain neuroscience and psychological interventions.</w:t>
+        <w:t xml:space="preserve">The authors argue that early hunter-gatherers chose tall men as leaders. They say the same instinct still picks company bosses but give no evidence. The paper does not mention the</w:t>
+      </w:r>
+      <w:r>
+        <w:t xml:space="preserve"> </w:t>
+      </w:r>
+      <w:r>
+        <w:t xml:space="preserve">‘halo effect’</w:t>
+      </w:r>
+      <w:r>
+        <w:t xml:space="preserve"> </w:t>
+      </w:r>
+      <w:r>
+        <w:t xml:space="preserve">(when one liked trait, such as height, colours how we judge someone).</w:t>
       </w:r>
     </w:p>
     <w:bookmarkEnd w:id="33"/>
@@ -1999,7 +2029,20 @@
         <w:pStyle w:val="FirstParagraph"/>
       </w:pPr>
       <w:r>
-        <w:t xml:space="preserve">Systematic review following Cochrane protocols. Included 3,500+ participants across multiple pain conditions. Preregistered methodology. Independent reviewers assessed bias. Full PRISMA checklist provided.</w:t>
+        <w:t xml:space="preserve">The authors collected the heights of</w:t>
+      </w:r>
+      <w:r>
+        <w:t xml:space="preserve"> </w:t>
+      </w:r>
+      <w:r>
+        <w:rPr>
+          <w:i/>
+          <w:iCs/>
+        </w:rPr>
+        <w:t xml:space="preserve">N</w:t>
+      </w:r>
+      <w:r>
+        <w:t xml:space="preserve">=452 men who led the 500 largest US companies. They compared these with the national average but did not measure profits or leadership skill.</w:t>
       </w:r>
       <w:r>
         <w:t xml:space="preserve"> </w:t>
@@ -2015,7 +2058,7 @@
         <w:t xml:space="preserve"> </w:t>
       </w:r>
       <w:r>
-        <w:t xml:space="preserve">All extracted data and analysis code publicly available.</w:t>
+        <w:t xml:space="preserve">A spreadsheet of heights is available from the authors on request.</w:t>
       </w:r>
     </w:p>
     <w:bookmarkEnd w:id="34"/>
@@ -2033,17 +2076,7 @@
         <w:pStyle w:val="FirstParagraph"/>
       </w:pPr>
       <w:r>
-        <w:t xml:space="preserve">Cautious and specific. Reports a small-to-moderate effect size for pain reduction (</w:t>
-      </w:r>
-      <w:r>
-        <w:rPr>
-          <w:i/>
-          <w:iCs/>
-        </w:rPr>
-        <w:t xml:space="preserve">d</w:t>
-      </w:r>
-      <w:r>
-        <w:t xml:space="preserve">=0.33) but notes high heterogeneity between studies. Acknowledges mindfulness works better for some pain types than others and cannot replace medical treatment.</w:t>
+        <w:t xml:space="preserve">The bosses were about 6 cm taller than average. The authors conclude that tall men are born to lead and that evolution explains why companies choose them.</w:t>
       </w:r>
     </w:p>
     <w:bookmarkEnd w:id="35"/>
@@ -2521,13 +2554,13 @@
     </w:p>
     <w:bookmarkEnd w:id="36"/>
     <w:bookmarkEnd w:id="37"/>
-    <w:bookmarkStart w:id="44" w:name="X6ada835ac56278ad1c58016a51b1ebcff37fa3c"/>
+    <w:bookmarkStart w:id="44" w:name="X5160686a82d1546451c44029c2e61de333538b0"/>
     <w:p>
       <w:pPr>
         <w:pStyle w:val="Heading1"/>
       </w:pPr>
       <w:r>
-        <w:t xml:space="preserve">The predictive relationship between income inequality and population health outcomes: A longitudinal study</w:t>
+        <w:t xml:space="preserve">Systematic review of 38 trials: mindfulness brings small to moderate chronic pain relief</w:t>
       </w:r>
     </w:p>
     <w:bookmarkStart w:id="38" w:name="access-4"/>
@@ -2544,7 +2577,7 @@
         <w:pStyle w:val="FirstParagraph"/>
       </w:pPr>
       <w:r>
-        <w:t xml:space="preserve">Open Access.</w:t>
+        <w:t xml:space="preserve">Free to everyone online: anyone can read the full review and download its data.</w:t>
       </w:r>
     </w:p>
     <w:bookmarkEnd w:id="38"/>
@@ -2562,7 +2595,7 @@
         <w:pStyle w:val="FirstParagraph"/>
       </w:pPr>
       <w:r>
-        <w:t xml:space="preserve">Top-Tier Public Health Journal. Known for rigorous statistical review and replication-friendly practices.</w:t>
+        <w:t xml:space="preserve">Published in a library of health reviews run by an international non-profit research network. Each review’s plan and final text are peer reviewed.</w:t>
       </w:r>
     </w:p>
     <w:bookmarkEnd w:id="39"/>
@@ -2580,7 +2613,7 @@
         <w:pStyle w:val="FirstParagraph"/>
       </w:pPr>
       <w:r>
-        <w:t xml:space="preserve">Uses 40 years of data across 50 countries to examine Gini coefficient and health metrics. Builds on established social epidemiology theories and addresses confounders like absolute poverty and healthcare spending.</w:t>
+        <w:t xml:space="preserve">Many randomised controlled trials have tested mindfulness (training attention on the present moment) for chronic (long-lasting) pain, with mixed results. This review combines them, drawing on research into how the brain handles pain.</w:t>
       </w:r>
     </w:p>
     <w:bookmarkEnd w:id="40"/>
@@ -2598,7 +2631,20 @@
         <w:pStyle w:val="FirstParagraph"/>
       </w:pPr>
       <w:r>
-        <w:t xml:space="preserve">Sophisticated multi-level modelling using WHO and World Bank datasets. Preregistered analysis plan. Extensive sensitivity analyses. Controls for GDP, healthcare access, education.</w:t>
+        <w:t xml:space="preserve">Following a preregistered plan, the team found 38 suitable trials with</w:t>
+      </w:r>
+      <w:r>
+        <w:t xml:space="preserve"> </w:t>
+      </w:r>
+      <w:r>
+        <w:rPr>
+          <w:i/>
+          <w:iCs/>
+        </w:rPr>
+        <w:t xml:space="preserve">N</w:t>
+      </w:r>
+      <w:r>
+        <w:t xml:space="preserve">=3,540 participants and combined them in a meta-analysis. Two reviewers working separately checked each trial for bias.</w:t>
       </w:r>
       <w:r>
         <w:t xml:space="preserve"> </w:t>
@@ -2614,7 +2660,7 @@
         <w:t xml:space="preserve"> </w:t>
       </w:r>
       <w:r>
-        <w:t xml:space="preserve">All code and datasets publicly archived. Note: approximately 15% of country-year observations had missing health data requiring multiple imputation; sensitivity analyses confirm findings are robust, but the imputation assumptions are consequential.</w:t>
+        <w:t xml:space="preserve">All extracted data and code are free online.</w:t>
       </w:r>
     </w:p>
     <w:bookmarkEnd w:id="41"/>
@@ -2632,7 +2678,7 @@
         <w:pStyle w:val="FirstParagraph"/>
       </w:pPr>
       <w:r>
-        <w:t xml:space="preserve">Robust but carefully worded. Shows strong association between inequality and life expectancy, infant mortality and mental health even after controlling for absolute wealth. Acknowledges causation cannot be proven from observational data.</w:t>
+        <w:t xml:space="preserve">The authors report a small to moderate drop in pain (effect size 0.33) that varied widely between trials. Mindfulness helped some kinds of pain more than others. They say it can support medical treatment but not replace it.</w:t>
       </w:r>
     </w:p>
     <w:bookmarkEnd w:id="42"/>
@@ -3110,13 +3156,13 @@
     </w:p>
     <w:bookmarkEnd w:id="43"/>
     <w:bookmarkEnd w:id="44"/>
-    <w:bookmarkStart w:id="51" w:name="X65869cff11f3977525f252ade473685efb9bcb0"/>
+    <w:bookmarkStart w:id="51" w:name="X266f457bb5f78c8ebf8bef36779470fbcb54854"/>
     <w:p>
       <w:pPr>
         <w:pStyle w:val="Heading1"/>
       </w:pPr>
       <w:r>
-        <w:t xml:space="preserve">Correction of the sickle cell mutation in a human patient trial using CRISPR gene editing</w:t>
+        <w:t xml:space="preserve">Real-world study of 5,000 people finds PrEP stops HIV infection</w:t>
       </w:r>
     </w:p>
     <w:bookmarkStart w:id="45" w:name="access-5"/>
@@ -3133,7 +3179,7 @@
         <w:pStyle w:val="FirstParagraph"/>
       </w:pPr>
       <w:r>
-        <w:t xml:space="preserve">Behind paywall.</w:t>
+        <w:t xml:space="preserve">Free to everyone online: anyone can read the paper.</w:t>
       </w:r>
     </w:p>
     <w:bookmarkEnd w:id="45"/>
@@ -3151,7 +3197,7 @@
         <w:pStyle w:val="FirstParagraph"/>
       </w:pPr>
       <w:r>
-        <w:t xml:space="preserve">Top-Tier Medical Journal. Requires independent data monitoring boards for clinical trials.</w:t>
+        <w:t xml:space="preserve">Published in a peer-reviewed infectious disease journal run by a large medical society. A government health agency funded the study.</w:t>
       </w:r>
     </w:p>
     <w:bookmarkEnd w:id="46"/>
@@ -3169,7 +3215,7 @@
         <w:pStyle w:val="FirstParagraph"/>
       </w:pPr>
       <w:r>
-        <w:t xml:space="preserve">Uses CRISPR-Cas9 to edit patient’s own haematopoietic stem cells, correcting the genetic mutation causing sickle cell disease. Grounded in molecular biology and gene therapy.</w:t>
+        <w:t xml:space="preserve">PrEP, most often a daily pill, prevents infection with HIV (the virus that causes AIDS). Earlier randomised controlled trials found it works when taken as prescribed. This study asks how well it works in everyday life.</w:t>
       </w:r>
     </w:p>
     <w:bookmarkEnd w:id="47"/>
@@ -3187,7 +3233,7 @@
         <w:pStyle w:val="FirstParagraph"/>
       </w:pPr>
       <w:r>
-        <w:t xml:space="preserve">Single-arm trial (no control group; common in early gene-therapy trials, but it makes the benefit harder to judge).</w:t>
+        <w:t xml:space="preserve">This cohort study followed</w:t>
       </w:r>
       <w:r>
         <w:t xml:space="preserve"> </w:t>
@@ -3200,7 +3246,7 @@
         <w:t xml:space="preserve">N</w:t>
       </w:r>
       <w:r>
-        <w:t xml:space="preserve">=15 patients with severe sickle cell disease. 2-year follow-up. Rigorous safety monitoring.</w:t>
+        <w:t xml:space="preserve">=5,000 people at high risk of HIV, using blood tests to check they took PrEP. They were compared with similar patients in past clinic records (historical controls), not a group chosen by chance.</w:t>
       </w:r>
       <w:r>
         <w:t xml:space="preserve"> </w:t>
@@ -3216,7 +3262,7 @@
         <w:t xml:space="preserve"> </w:t>
       </w:r>
       <w:r>
-        <w:t xml:space="preserve">Patient-level data restricted; summary data in paper.</w:t>
+        <w:t xml:space="preserve">On request from the authors.</w:t>
       </w:r>
     </w:p>
     <w:bookmarkEnd w:id="48"/>
@@ -3234,19 +3280,7 @@
         <w:pStyle w:val="FirstParagraph"/>
       </w:pPr>
       <w:r>
-        <w:t xml:space="preserve">The title overclaims for a 15-patient single-arm trial.</w:t>
-      </w:r>
-      <w:r>
-        <w:t xml:space="preserve"> </w:t>
-      </w:r>
-      <w:r>
-        <w:t xml:space="preserve">‘Correction of the mutation’</w:t>
-      </w:r>
-      <w:r>
-        <w:t xml:space="preserve"> </w:t>
-      </w:r>
-      <w:r>
-        <w:t xml:space="preserve">implies completeness that two years of follow-up cannot yet establish. The paper itself is more careful: all patients showed meaningful improvement, but long-term durability is unknown, the procedure is extremely expensive and off-target editing was detected in 2 patients (ongoing monitoring required).</w:t>
+        <w:t xml:space="preserve">The authors report almost complete protection with daily use, falling sharply with missed doses. They note PrEP does not prevent other sexually transmitted infections. Only an extra online file mentions that the past patients may have differed in other ways.</w:t>
       </w:r>
     </w:p>
     <w:bookmarkEnd w:id="49"/>
@@ -3817,7 +3851,7 @@
               <w:pStyle w:val="Compact"/>
             </w:pPr>
             <w:r>
-              <w:t xml:space="preserve">The neuroprotective effects of a daily herbal tea infusion on Alzheimer’s disease prevention</w:t>
+              <w:t xml:space="preserve">Shocking study proves chocolate for breakfast turns children into maths stars</w:t>
             </w:r>
           </w:p>
         </w:tc>
@@ -3850,7 +3884,7 @@
               <w:pStyle w:val="Compact"/>
             </w:pPr>
             <w:r>
-              <w:t xml:space="preserve">4</w:t>
+              <w:t xml:space="preserve">1</w:t>
             </w:r>
           </w:p>
         </w:tc>
@@ -3874,18 +3908,18 @@
               <w:pStyle w:val="Compact"/>
             </w:pPr>
             <w:r>
-              <w:t xml:space="preserve">A causal link between Instagram use and adolescent anxiety</w:t>
-            </w:r>
-          </w:p>
-        </w:tc>
-        <w:tc>
-          <w:tcPr/>
-          <w:p>
-            <w:pPr>
-              <w:pStyle w:val="Compact"/>
-            </w:pPr>
-            <w:r>
-              <w:t xml:space="preserve">4</w:t>
+              <w:t xml:space="preserve">Field trial finds no clear effect of one pesticide on bees’ ability to fly home, at current farm doses</w:t>
+            </w:r>
+          </w:p>
+        </w:tc>
+        <w:tc>
+          <w:tcPr/>
+          <w:p>
+            <w:pPr>
+              <w:pStyle w:val="Compact"/>
+            </w:pPr>
+            <w:r>
+              <w:t xml:space="preserve">5</w:t>
             </w:r>
           </w:p>
         </w:tc>
@@ -3907,7 +3941,7 @@
               <w:pStyle w:val="Compact"/>
             </w:pPr>
             <w:r>
-              <w:t xml:space="preserve">6</w:t>
+              <w:t xml:space="preserve">5</w:t>
             </w:r>
           </w:p>
         </w:tc>
@@ -3931,40 +3965,40 @@
               <w:pStyle w:val="Compact"/>
             </w:pPr>
             <w:r>
-              <w:t xml:space="preserve">An evolutionary explanation for the correlation between height and CEO status in males</w:t>
-            </w:r>
-          </w:p>
-        </w:tc>
-        <w:tc>
-          <w:tcPr/>
-          <w:p>
-            <w:pPr>
-              <w:pStyle w:val="Compact"/>
-            </w:pPr>
-            <w:r>
-              <w:t xml:space="preserve">2</w:t>
-            </w:r>
-          </w:p>
-        </w:tc>
-        <w:tc>
-          <w:tcPr/>
-          <w:p>
-            <w:pPr>
-              <w:pStyle w:val="Compact"/>
-            </w:pPr>
-            <w:r>
-              <w:t xml:space="preserve">Low quality</w:t>
-            </w:r>
-          </w:p>
-        </w:tc>
-        <w:tc>
-          <w:tcPr/>
-          <w:p>
-            <w:pPr>
-              <w:pStyle w:val="Compact"/>
-            </w:pPr>
-            <w:r>
-              <w:t xml:space="preserve">11</w:t>
+              <w:t xml:space="preserve">Instagram use raises anxiety in teenagers, survey finds</w:t>
+            </w:r>
+          </w:p>
+        </w:tc>
+        <w:tc>
+          <w:tcPr/>
+          <w:p>
+            <w:pPr>
+              <w:pStyle w:val="Compact"/>
+            </w:pPr>
+            <w:r>
+              <w:t xml:space="preserve">4</w:t>
+            </w:r>
+          </w:p>
+        </w:tc>
+        <w:tc>
+          <w:tcPr/>
+          <w:p>
+            <w:pPr>
+              <w:pStyle w:val="Compact"/>
+            </w:pPr>
+            <w:r>
+              <w:t xml:space="preserve">Medium quality</w:t>
+            </w:r>
+          </w:p>
+        </w:tc>
+        <w:tc>
+          <w:tcPr/>
+          <w:p>
+            <w:pPr>
+              <w:pStyle w:val="Compact"/>
+            </w:pPr>
+            <w:r>
+              <w:t xml:space="preserve">6</w:t>
             </w:r>
           </w:p>
         </w:tc>
@@ -3988,40 +4022,40 @@
               <w:pStyle w:val="Compact"/>
             </w:pPr>
             <w:r>
-              <w:t xml:space="preserve">The efficacy of mindfulness meditation as an intervention for chronic pain: A systematic review</w:t>
-            </w:r>
-          </w:p>
-        </w:tc>
-        <w:tc>
-          <w:tcPr/>
-          <w:p>
-            <w:pPr>
-              <w:pStyle w:val="Compact"/>
-            </w:pPr>
-            <w:r>
-              <w:t xml:space="preserve">7</w:t>
-            </w:r>
-          </w:p>
-        </w:tc>
-        <w:tc>
-          <w:tcPr/>
-          <w:p>
-            <w:pPr>
-              <w:pStyle w:val="Compact"/>
-            </w:pPr>
-            <w:r>
-              <w:t xml:space="preserve">High quality</w:t>
-            </w:r>
-          </w:p>
-        </w:tc>
-        <w:tc>
-          <w:tcPr/>
-          <w:p>
-            <w:pPr>
-              <w:pStyle w:val="Compact"/>
-            </w:pPr>
-            <w:r>
-              <w:t xml:space="preserve">24</w:t>
+              <w:t xml:space="preserve">Male bosses of the 500 largest US companies are taller than the average US man</w:t>
+            </w:r>
+          </w:p>
+        </w:tc>
+        <w:tc>
+          <w:tcPr/>
+          <w:p>
+            <w:pPr>
+              <w:pStyle w:val="Compact"/>
+            </w:pPr>
+            <w:r>
+              <w:t xml:space="preserve">2</w:t>
+            </w:r>
+          </w:p>
+        </w:tc>
+        <w:tc>
+          <w:tcPr/>
+          <w:p>
+            <w:pPr>
+              <w:pStyle w:val="Compact"/>
+            </w:pPr>
+            <w:r>
+              <w:t xml:space="preserve">Low quality</w:t>
+            </w:r>
+          </w:p>
+        </w:tc>
+        <w:tc>
+          <w:tcPr/>
+          <w:p>
+            <w:pPr>
+              <w:pStyle w:val="Compact"/>
+            </w:pPr>
+            <w:r>
+              <w:t xml:space="preserve">11</w:t>
             </w:r>
           </w:p>
         </w:tc>
@@ -4045,40 +4079,40 @@
               <w:pStyle w:val="Compact"/>
             </w:pPr>
             <w:r>
-              <w:t xml:space="preserve">The predictive relationship between income inequality and population health outcomes: A longitudinal study</w:t>
-            </w:r>
-          </w:p>
-        </w:tc>
-        <w:tc>
-          <w:tcPr/>
-          <w:p>
-            <w:pPr>
-              <w:pStyle w:val="Compact"/>
-            </w:pPr>
-            <w:r>
-              <w:t xml:space="preserve">5</w:t>
-            </w:r>
-          </w:p>
-        </w:tc>
-        <w:tc>
-          <w:tcPr/>
-          <w:p>
-            <w:pPr>
-              <w:pStyle w:val="Compact"/>
-            </w:pPr>
-            <w:r>
-              <w:t xml:space="preserve">Medium quality</w:t>
-            </w:r>
-          </w:p>
-        </w:tc>
-        <w:tc>
-          <w:tcPr/>
-          <w:p>
-            <w:pPr>
-              <w:pStyle w:val="Compact"/>
-            </w:pPr>
-            <w:r>
-              <w:t xml:space="preserve">27</w:t>
+              <w:t xml:space="preserve">Systematic review of 38 trials: mindfulness brings small to moderate chronic pain relief</w:t>
+            </w:r>
+          </w:p>
+        </w:tc>
+        <w:tc>
+          <w:tcPr/>
+          <w:p>
+            <w:pPr>
+              <w:pStyle w:val="Compact"/>
+            </w:pPr>
+            <w:r>
+              <w:t xml:space="preserve">7</w:t>
+            </w:r>
+          </w:p>
+        </w:tc>
+        <w:tc>
+          <w:tcPr/>
+          <w:p>
+            <w:pPr>
+              <w:pStyle w:val="Compact"/>
+            </w:pPr>
+            <w:r>
+              <w:t xml:space="preserve">High quality</w:t>
+            </w:r>
+          </w:p>
+        </w:tc>
+        <w:tc>
+          <w:tcPr/>
+          <w:p>
+            <w:pPr>
+              <w:pStyle w:val="Compact"/>
+            </w:pPr>
+            <w:r>
+              <w:t xml:space="preserve">24</w:t>
             </w:r>
           </w:p>
         </w:tc>
@@ -4102,7 +4136,7 @@
               <w:pStyle w:val="Compact"/>
             </w:pPr>
             <w:r>
-              <w:t xml:space="preserve">Correction of the sickle cell mutation in a human patient trial using CRISPR gene editing</w:t>
+              <w:t xml:space="preserve">Real-world study of 5,000 people finds PrEP stops HIV infection</w:t>
             </w:r>
           </w:p>
         </w:tc>
@@ -4135,7 +4169,7 @@
               <w:pStyle w:val="Compact"/>
             </w:pPr>
             <w:r>
-              <w:t xml:space="preserve">43</w:t>
+              <w:t xml:space="preserve">41</w:t>
             </w:r>
           </w:p>
         </w:tc>
@@ -4153,13 +4187,13 @@
         <w:t xml:space="preserve">Answer key</w:t>
       </w:r>
     </w:p>
-    <w:bookmarkStart w:id="52" w:name="Xa02cd8a7959b0b0fd95f596b65504ea4605b84b"/>
+    <w:bookmarkStart w:id="52" w:name="X8ba64713f613d4766722fa649942eb8a0c1c5d0"/>
     <w:p>
       <w:pPr>
         <w:pStyle w:val="Heading2"/>
       </w:pPr>
       <w:r>
-        <w:t xml:space="preserve">Study A: The neuroprotective effects of a daily herbal tea infusion on Alzheimer’s disease prevention</w:t>
+        <w:t xml:space="preserve">Study A: Shocking study proves chocolate for breakfast turns children into maths stars</w:t>
       </w:r>
     </w:p>
     <w:p>
@@ -4185,7 +4219,7 @@
         <w:pStyle w:val="BodyText"/>
       </w:pPr>
       <w:r>
-        <w:t xml:space="preserve">Weak on every criterion except access. It appeared in a predatory journal with no real peer review and ignores what is known about Alzheimer’s disease. For six weeks it followed 40 people who already drank the tea, with no proper control group, yet it claims long-term prevention. Free access cannot make up for that: it gets the lowest rating.</w:t>
+        <w:t xml:space="preserve">Five of the six criteria are weak. The journal took a fee, published within five days and names no editors. Twelve children ate chocolate with no control group, the scores are hidden and the authors still call for chocolate at every school breakfast. Free access cannot make up for this, so it sits at the bottom of the scale.</w:t>
       </w:r>
     </w:p>
     <w:p>
@@ -4284,31 +4318,34 @@
               <w:pStyle w:val="Compact"/>
             </w:pPr>
             <w:r>
-              <w:t xml:space="preserve">Words like</w:t>
+              <w:t xml:space="preserve">‘Shocking’</w:t>
+            </w:r>
+            <w:r>
+              <w:t xml:space="preserve">,</w:t>
             </w:r>
             <w:r>
               <w:t xml:space="preserve"> </w:t>
             </w:r>
             <w:r>
-              <w:t xml:space="preserve">‘neuroprotective’</w:t>
+              <w:t xml:space="preserve">‘proves’</w:t>
             </w:r>
             <w:r>
               <w:t xml:space="preserve"> </w:t>
             </w:r>
             <w:r>
-              <w:t xml:space="preserve">(protecting brain cells) and</w:t>
+              <w:t xml:space="preserve">and</w:t>
             </w:r>
             <w:r>
               <w:t xml:space="preserve"> </w:t>
             </w:r>
             <w:r>
-              <w:t xml:space="preserve">‘prevention’</w:t>
+              <w:t xml:space="preserve">‘maths stars’</w:t>
             </w:r>
             <w:r>
               <w:t xml:space="preserve"> </w:t>
             </w:r>
             <w:r>
-              <w:t xml:space="preserve">promise far more than a six-week study of 40 tea drinkers could ever show.</w:t>
+              <w:t xml:space="preserve">are press-release hype and promise far more than a test of 12 children on three mornings could show.</w:t>
             </w:r>
           </w:p>
         </w:tc>
@@ -4347,7 +4384,7 @@
               <w:pStyle w:val="Compact"/>
             </w:pPr>
             <w:r>
-              <w:t xml:space="preserve">Anyone can read it free online. Many open-access journals charge authors rather than readers, so the fee is not itself a warning sign.</w:t>
+              <w:t xml:space="preserve">Anyone can read the full paper free online with no sign-up; Access is about how open a paper is, not whether the study is any good.</w:t>
             </w:r>
           </w:p>
         </w:tc>
@@ -4386,16 +4423,7 @@
               <w:pStyle w:val="Compact"/>
             </w:pPr>
             <w:r>
-              <w:t xml:space="preserve">A predatory journal: its website is in broken English and promises</w:t>
-            </w:r>
-            <w:r>
-              <w:t xml:space="preserve"> </w:t>
-            </w:r>
-            <w:r>
-              <w:t xml:space="preserve">‘publication within 48 hours for a fee’</w:t>
-            </w:r>
-            <w:r>
-              <w:t xml:space="preserve">, showing it has no peer review (checks by independent experts).</w:t>
+              <w:t xml:space="preserve">A £1,800 fee, publication five days after the paper arrived, no named editors and no word on peer review point to a predatory journal.</w:t>
             </w:r>
           </w:p>
         </w:tc>
@@ -4434,7 +4462,16 @@
               <w:pStyle w:val="Compact"/>
             </w:pPr>
             <w:r>
-              <w:t xml:space="preserve">Loosely based on folk medicine, it ignores amyloid plaques and tau tangles, the protein build-ups in the brain that are the main biological signs of Alzheimer’s.</w:t>
+              <w:t xml:space="preserve">It treats sugar as instant fuel for the brain and ignores earlier research on the</w:t>
+            </w:r>
+            <w:r>
+              <w:t xml:space="preserve"> </w:t>
+            </w:r>
+            <w:r>
+              <w:t xml:space="preserve">‘sugar crash’</w:t>
+            </w:r>
+            <w:r>
+              <w:t xml:space="preserve">, so it does not build on what is already known.</w:t>
             </w:r>
           </w:p>
         </w:tc>
@@ -4473,7 +4510,7 @@
               <w:pStyle w:val="Compact"/>
             </w:pPr>
             <w:r>
-              <w:t xml:space="preserve">Forty people already drinking the tea were followed for six weeks with no randomly chosen comparison group. Brief phone calls replaced standard in-person thinking tests; raw data are withheld.</w:t>
+              <w:t xml:space="preserve">Only 12 children in one class were tested on three mornings, with no control group on an ordinary breakfast and no shared scores.</w:t>
             </w:r>
           </w:p>
         </w:tc>
@@ -4512,7 +4549,7 @@
               <w:pStyle w:val="Compact"/>
             </w:pPr>
             <w:r>
-              <w:t xml:space="preserve">It treats a short-term feeling of alertness, likely a placebo effect (feeling better because you expect to), as proof of long-term protection against a complex disease.</w:t>
+              <w:t xml:space="preserve">Without a comparison group the test cannot show that chocolate caused anything, yet the authors claim it does and want it at every school breakfast.</w:t>
             </w:r>
           </w:p>
         </w:tc>
@@ -4531,13 +4568,13 @@
       </w:r>
     </w:p>
     <w:bookmarkEnd w:id="52"/>
-    <w:bookmarkStart w:id="53" w:name="X475bf6e74ca5de46c22c5e9cfe0ef57e5453e31"/>
+    <w:bookmarkStart w:id="53" w:name="Xfc6792cf6e092f2508ce83bd41d5dc9eff57b98"/>
     <w:p>
       <w:pPr>
         <w:pStyle w:val="Heading2"/>
       </w:pPr>
       <w:r>
-        <w:t xml:space="preserve">Study B: A causal link between Instagram use and adolescent anxiety</w:t>
+        <w:t xml:space="preserve">Study B: Field trial finds no clear effect of one pesticide on bees’ ability to fly home, at current farm doses</w:t>
       </w:r>
     </w:p>
     <w:p>
@@ -4549,7 +4586,7 @@
           <w:b/>
           <w:bCs/>
         </w:rPr>
-        <w:t xml:space="preserve">Expert rating: 4 out of 7</w:t>
+        <w:t xml:space="preserve">Expert rating: 5 out of 7</w:t>
       </w:r>
       <w:r>
         <w:t xml:space="preserve"> </w:t>
@@ -4563,7 +4600,7 @@
         <w:pStyle w:val="BodyText"/>
       </w:pPr>
       <w:r>
-        <w:t xml:space="preserve">Standard theory, a large sample and a legitimate peer-reviewed journal give this study a fair base. Its title claims cause and effect, yet a one-off survey of what teenagers said about themselves can only show a link. It also ignores whether anxious teenagers simply turn to social media more. That leaves it in the middle of the scale.</w:t>
+        <w:t xml:space="preserve">Free access, an exact title, a randomised and preregistered field trial with open data and a careful conclusion stand out. It is held back because the pesticide’s maker paid for half the trial and saw the results before publication, so readers cannot rule out that this shaped what was reported, even though the authors declared it.</w:t>
       </w:r>
     </w:p>
     <w:p>
@@ -4651,27 +4688,27 @@
               <w:pStyle w:val="Compact"/>
             </w:pPr>
             <w:r>
-              <w:t xml:space="preserve">Low</w:t>
-            </w:r>
-          </w:p>
-        </w:tc>
-        <w:tc>
-          <w:tcPr/>
-          <w:p>
-            <w:pPr>
-              <w:pStyle w:val="Compact"/>
-            </w:pPr>
-            <w:r>
-              <w:t xml:space="preserve">It announces a</w:t>
+              <w:t xml:space="preserve">High</w:t>
+            </w:r>
+          </w:p>
+        </w:tc>
+        <w:tc>
+          <w:tcPr/>
+          <w:p>
+            <w:pPr>
+              <w:pStyle w:val="Compact"/>
+            </w:pPr>
+            <w:r>
+              <w:t xml:space="preserve">It names the design, the single pesticide, the finding and its key limit,</w:t>
             </w:r>
             <w:r>
               <w:t xml:space="preserve"> </w:t>
             </w:r>
             <w:r>
-              <w:t xml:space="preserve">‘causal link’</w:t>
-            </w:r>
-            <w:r>
-              <w:t xml:space="preserve">, yet a survey taken at a single moment can only show that the two go together: correlation is not causation.</w:t>
+              <w:t xml:space="preserve">‘at current farm doses’</w:t>
+            </w:r>
+            <w:r>
+              <w:t xml:space="preserve">, without overstating anything.</w:t>
             </w:r>
           </w:p>
         </w:tc>
@@ -4699,18 +4736,18 @@
               <w:pStyle w:val="Compact"/>
             </w:pPr>
             <w:r>
-              <w:t xml:space="preserve">Medium</w:t>
-            </w:r>
-          </w:p>
-        </w:tc>
-        <w:tc>
-          <w:tcPr/>
-          <w:p>
-            <w:pPr>
-              <w:pStyle w:val="Compact"/>
-            </w:pPr>
-            <w:r>
-              <w:t xml:space="preserve">Readers need a university library subscription, so most members of the public cannot read the full paper.</w:t>
+              <w:t xml:space="preserve">High</w:t>
+            </w:r>
+          </w:p>
+        </w:tc>
+        <w:tc>
+          <w:tcPr/>
+          <w:p>
+            <w:pPr>
+              <w:pStyle w:val="Compact"/>
+            </w:pPr>
+            <w:r>
+              <w:t xml:space="preserve">Anyone can download the full paper free online, so every reader can check the methods for themselves.</w:t>
             </w:r>
           </w:p>
         </w:tc>
@@ -4749,7 +4786,7 @@
               <w:pStyle w:val="Compact"/>
             </w:pPr>
             <w:r>
-              <w:t xml:space="preserve">A legitimate mid-tier peer-reviewed journal, but one that sometimes publishes studies with catchy titles to boost its impact factor (a measure of how often its papers are cited).</w:t>
+              <w:t xml:space="preserve">The society journal uses peer review, but the pesticide’s maker paid for half the trial and saw the results first, a declared conflict of interest.</w:t>
             </w:r>
           </w:p>
         </w:tc>
@@ -4777,18 +4814,18 @@
               <w:pStyle w:val="Compact"/>
             </w:pPr>
             <w:r>
-              <w:t xml:space="preserve">Medium</w:t>
-            </w:r>
-          </w:p>
-        </w:tc>
-        <w:tc>
-          <w:tcPr/>
-          <w:p>
-            <w:pPr>
-              <w:pStyle w:val="Compact"/>
-            </w:pPr>
-            <w:r>
-              <w:t xml:space="preserve">It uses standard ideas about social comparison (measuring yourself against others) and self-esteem but assumes Instagram directly causes anxiety, overlooking how complex teenage mental health is.</w:t>
+              <w:t xml:space="preserve">High</w:t>
+            </w:r>
+          </w:p>
+        </w:tc>
+        <w:tc>
+          <w:tcPr/>
+          <w:p>
+            <w:pPr>
+              <w:pStyle w:val="Compact"/>
+            </w:pPr>
+            <w:r>
+              <w:t xml:space="preserve">It fills a clear gap by testing whether the lab finding that the pesticide made bees lose their way holds up on real farms.</w:t>
             </w:r>
           </w:p>
         </w:tc>
@@ -4816,18 +4853,18 @@
               <w:pStyle w:val="Compact"/>
             </w:pPr>
             <w:r>
-              <w:t xml:space="preserve">Medium</w:t>
-            </w:r>
-          </w:p>
-        </w:tc>
-        <w:tc>
-          <w:tcPr/>
-          <w:p>
-            <w:pPr>
-              <w:pStyle w:val="Compact"/>
-            </w:pPr>
-            <w:r>
-              <w:t xml:space="preserve">Surveying 5,000 teenagers gives a large sample, but both hours of use and anxiety were self-reported at a single point in time and raw data are only available on request.</w:t>
+              <w:t xml:space="preserve">High</w:t>
+            </w:r>
+          </w:p>
+        </w:tc>
+        <w:tc>
+          <w:tcPr/>
+          <w:p>
+            <w:pPr>
+              <w:pStyle w:val="Compact"/>
+            </w:pPr>
+            <w:r>
+              <w:t xml:space="preserve">The farms using the pesticide were picked at random, the plan was preregistered, 6,000 bees were tracked over two years and all data and code are free online.</w:t>
             </w:r>
           </w:p>
         </w:tc>
@@ -4855,18 +4892,18 @@
               <w:pStyle w:val="Compact"/>
             </w:pPr>
             <w:r>
-              <w:t xml:space="preserve">Medium</w:t>
-            </w:r>
-          </w:p>
-        </w:tc>
-        <w:tc>
-          <w:tcPr/>
-          <w:p>
-            <w:pPr>
-              <w:pStyle w:val="Compact"/>
-            </w:pPr>
-            <w:r>
-              <w:t xml:space="preserve">The strong link it reports fits the data, but the authors hint at cause and effect and never ask whether anxious teenagers simply turn to social media more.</w:t>
+              <w:t xml:space="preserve">High</w:t>
+            </w:r>
+          </w:p>
+        </w:tc>
+        <w:tc>
+          <w:tcPr/>
+          <w:p>
+            <w:pPr>
+              <w:pStyle w:val="Compact"/>
+            </w:pPr>
+            <w:r>
+              <w:t xml:space="preserve">The authors claim only what they tested, admit a small effect is possible and warn against applying the result to other insects.</w:t>
             </w:r>
           </w:p>
         </w:tc>
@@ -4885,13 +4922,13 @@
       </w:r>
     </w:p>
     <w:bookmarkEnd w:id="53"/>
-    <w:bookmarkStart w:id="54" w:name="Xb1ca523541bb91e9c438d250e2475b7233747d5"/>
+    <w:bookmarkStart w:id="54" w:name="X2d1a64086a622467d935fffd7dd4e71fe0835da"/>
     <w:p>
       <w:pPr>
         <w:pStyle w:val="Heading2"/>
       </w:pPr>
       <w:r>
-        <w:t xml:space="preserve">Study C: An evolutionary explanation for the correlation between height and CEO status in males</w:t>
+        <w:t xml:space="preserve">Study C: Instagram use raises anxiety in teenagers, survey finds</w:t>
       </w:r>
     </w:p>
     <w:p>
@@ -4903,13 +4940,13 @@
           <w:b/>
           <w:bCs/>
         </w:rPr>
-        <w:t xml:space="preserve">Expert rating: 2 out of 7</w:t>
+        <w:t xml:space="preserve">Expert rating: 4 out of 7</w:t>
       </w:r>
       <w:r>
         <w:t xml:space="preserve"> </w:t>
       </w:r>
       <w:r>
-        <w:t xml:space="preserve">· Low quality</w:t>
+        <w:t xml:space="preserve">· Medium quality</w:t>
       </w:r>
     </w:p>
     <w:p>
@@ -4917,7 +4954,7 @@
         <w:pStyle w:val="BodyText"/>
       </w:pPr>
       <w:r>
-        <w:t xml:space="preserve">This free preprint, not yet checked by independent experts, links height with becoming a CEO (company boss), then explains the link with an evolutionary story it never tests. It ignores the simpler explanation that people tend to promote tall men. These flaws in theory and conclusion weigh far more than its easy access and reasonable comparison.</w:t>
+        <w:t xml:space="preserve">A large survey in a peer-reviewed journal gives a fair base. But teenagers reported their own Instagram use and anxiety only once, which can show a link but not a cause. The title and authors lean towards cause, the journal seeks attention and the paper needs a login. Every criterion lands in the middle, so the study does too.</w:t>
       </w:r>
     </w:p>
     <w:p>
@@ -5016,19 +5053,25 @@
               <w:pStyle w:val="Compact"/>
             </w:pPr>
             <w:r>
-              <w:t xml:space="preserve">It honestly calls the height link a correlation, but offering</w:t>
+              <w:t xml:space="preserve">‘Survey finds’</w:t>
             </w:r>
             <w:r>
               <w:t xml:space="preserve"> </w:t>
             </w:r>
             <w:r>
-              <w:t xml:space="preserve">‘an evolutionary explanation’</w:t>
+              <w:t xml:space="preserve">is honest about the design, but</w:t>
             </w:r>
             <w:r>
               <w:t xml:space="preserve"> </w:t>
             </w:r>
             <w:r>
-              <w:t xml:space="preserve">presents an untested story as if the data supported it.</w:t>
+              <w:t xml:space="preserve">‘raises anxiety’</w:t>
+            </w:r>
+            <w:r>
+              <w:t xml:space="preserve"> </w:t>
+            </w:r>
+            <w:r>
+              <w:t xml:space="preserve">claims a cause that a one-off survey cannot show.</w:t>
             </w:r>
           </w:p>
         </w:tc>
@@ -5056,18 +5099,18 @@
               <w:pStyle w:val="Compact"/>
             </w:pPr>
             <w:r>
-              <w:t xml:space="preserve">High</w:t>
-            </w:r>
-          </w:p>
-        </w:tc>
-        <w:tc>
-          <w:tcPr/>
-          <w:p>
-            <w:pPr>
-              <w:pStyle w:val="Compact"/>
-            </w:pPr>
-            <w:r>
-              <w:t xml:space="preserve">Anyone can download it free from a preprint server (a public site for sharing papers before review), though being free to read says nothing about quality.</w:t>
+              <w:t xml:space="preserve">Medium</w:t>
+            </w:r>
+          </w:p>
+        </w:tc>
+        <w:tc>
+          <w:tcPr/>
+          <w:p>
+            <w:pPr>
+              <w:pStyle w:val="Compact"/>
+            </w:pPr>
+            <w:r>
+              <w:t xml:space="preserve">Only some people can read it, because the full paper needs a university library login.</w:t>
             </w:r>
           </w:p>
         </w:tc>
@@ -5106,7 +5149,19 @@
               <w:pStyle w:val="Compact"/>
             </w:pPr>
             <w:r>
-              <w:t xml:space="preserve">As a preprint it has not yet been checked by independent experts (peer review) or accepted by any journal, so its claims remain unverified.</w:t>
+              <w:t xml:space="preserve">It is peer reviewed, but the journal says it wants</w:t>
+            </w:r>
+            <w:r>
+              <w:t xml:space="preserve"> </w:t>
+            </w:r>
+            <w:r>
+              <w:t xml:space="preserve">‘findings that get people talking’</w:t>
+            </w:r>
+            <w:r>
+              <w:t xml:space="preserve"> </w:t>
+            </w:r>
+            <w:r>
+              <w:t xml:space="preserve">and sends press releases about most papers.</w:t>
             </w:r>
           </w:p>
         </w:tc>
@@ -5134,27 +5189,18 @@
               <w:pStyle w:val="Compact"/>
             </w:pPr>
             <w:r>
-              <w:t xml:space="preserve">Low</w:t>
-            </w:r>
-          </w:p>
-        </w:tc>
-        <w:tc>
-          <w:tcPr/>
-          <w:p>
-            <w:pPr>
-              <w:pStyle w:val="Compact"/>
-            </w:pPr>
-            <w:r>
-              <w:t xml:space="preserve">It treats modern firms like prehistoric hunter-gatherer groups and ignores the</w:t>
-            </w:r>
-            <w:r>
-              <w:t xml:space="preserve"> </w:t>
-            </w:r>
-            <w:r>
-              <w:t xml:space="preserve">‘halo effect’</w:t>
-            </w:r>
-            <w:r>
-              <w:t xml:space="preserve">, a social bias in which one admired trait such as height colours our whole judgement.</w:t>
+              <w:t xml:space="preserve">Medium</w:t>
+            </w:r>
+          </w:p>
+        </w:tc>
+        <w:tc>
+          <w:tcPr/>
+          <w:p>
+            <w:pPr>
+              <w:pStyle w:val="Compact"/>
+            </w:pPr>
+            <w:r>
+              <w:t xml:space="preserve">It uses the known idea of social comparison but assumes Instagram leads straight to anxiety and ignores other causes of teenage anxiety.</w:t>
             </w:r>
           </w:p>
         </w:tc>
@@ -5193,7 +5239,7 @@
               <w:pStyle w:val="Compact"/>
             </w:pPr>
             <w:r>
-              <w:t xml:space="preserve">Comparing CEOs’ heights at the 500 largest US firms with the national average can show a link, but nothing measured leadership or performance and data are only on request.</w:t>
+              <w:t xml:space="preserve">Surveying 5,000 teenagers gives a large sample, but each was asked only once about their own hours and anxiety, with raw data only on request.</w:t>
             </w:r>
           </w:p>
         </w:tc>
@@ -5221,18 +5267,18 @@
               <w:pStyle w:val="Compact"/>
             </w:pPr>
             <w:r>
-              <w:t xml:space="preserve">Low</w:t>
-            </w:r>
-          </w:p>
-        </w:tc>
-        <w:tc>
-          <w:tcPr/>
-          <w:p>
-            <w:pPr>
-              <w:pStyle w:val="Compact"/>
-            </w:pPr>
-            <w:r>
-              <w:t xml:space="preserve">It mistakes a social bias (we tend to promote tall men) for an inborn ability (tall men are better leaders), treating a correlation as if it proved a cause.</w:t>
+              <w:t xml:space="preserve">Medium</w:t>
+            </w:r>
+          </w:p>
+        </w:tc>
+        <w:tc>
+          <w:tcPr/>
+          <w:p>
+            <w:pPr>
+              <w:pStyle w:val="Compact"/>
+            </w:pPr>
+            <w:r>
+              <w:t xml:space="preserve">Calling the result a link fits the data, but the authors hint at cause and never ask whether anxious teenagers simply use social media more.</w:t>
             </w:r>
           </w:p>
         </w:tc>
@@ -5251,13 +5297,13 @@
       </w:r>
     </w:p>
     <w:bookmarkEnd w:id="54"/>
-    <w:bookmarkStart w:id="55" w:name="X25bf288b1f7f09011672a1a3fc1dcb1bfe85e2f"/>
+    <w:bookmarkStart w:id="55" w:name="Xc62c188bc791f121af1f98e787ad265a9649359"/>
     <w:p>
       <w:pPr>
         <w:pStyle w:val="Heading2"/>
       </w:pPr>
       <w:r>
-        <w:t xml:space="preserve">Study D: The efficacy of mindfulness meditation as an intervention for chronic pain: A systematic review</w:t>
+        <w:t xml:space="preserve">Study D: Male bosses of the 500 largest US companies are taller than the average US man</w:t>
       </w:r>
     </w:p>
     <w:p>
@@ -5269,13 +5315,13 @@
           <w:b/>
           <w:bCs/>
         </w:rPr>
-        <w:t xml:space="preserve">Expert rating: 7 out of 7</w:t>
+        <w:t xml:space="preserve">Expert rating: 2 out of 7</w:t>
       </w:r>
       <w:r>
         <w:t xml:space="preserve"> </w:t>
       </w:r>
       <w:r>
-        <w:t xml:space="preserve">· High quality</w:t>
+        <w:t xml:space="preserve">· Low quality</w:t>
       </w:r>
     </w:p>
     <w:p>
@@ -5283,7 +5329,7 @@
         <w:pStyle w:val="BodyText"/>
       </w:pPr>
       <w:r>
-        <w:t xml:space="preserve">This review is strong on every criterion. It is free to read, published by Cochrane and pools 38 randomised trials with more than 3,500 participants. Its plan was set in advance, its data and code are open and it honestly reports a modest benefit that varies between trials and pain types. That earns it the top score.</w:t>
+        <w:t xml:space="preserve">An exact title and free access are real strengths. But the paper has not been peer reviewed, it offers no evidence for its evolutionary story about the height gap, it ignores the halo effect (height colouring how we judge people) and it claims tall men are born to lead. These faults weigh far more than its strengths.</w:t>
       </w:r>
     </w:p>
     <w:p>
@@ -5382,7 +5428,7 @@
               <w:pStyle w:val="Compact"/>
             </w:pPr>
             <w:r>
-              <w:t xml:space="preserve">Plain and accurate: it names the question and says this is a systematic review (a study that gathers and combines all suitable earlier trials), with no promise of a cure.</w:t>
+              <w:t xml:space="preserve">It states only what was measured, that male bosses of the 500 largest US companies are taller than the average US man, with no claim about why.</w:t>
             </w:r>
           </w:p>
         </w:tc>
@@ -5421,7 +5467,7 @@
               <w:pStyle w:val="Compact"/>
             </w:pPr>
             <w:r>
-              <w:t xml:space="preserve">Free to read through the Cochrane Library, so anyone can check the full review and how it was done.</w:t>
+              <w:t xml:space="preserve">Anyone can read the preprint free online, though being free to read says nothing about whether its claims are correct.</w:t>
             </w:r>
           </w:p>
         </w:tc>
@@ -5449,18 +5495,18 @@
               <w:pStyle w:val="Compact"/>
             </w:pPr>
             <w:r>
-              <w:t xml:space="preserve">High</w:t>
-            </w:r>
-          </w:p>
-        </w:tc>
-        <w:tc>
-          <w:tcPr/>
-          <w:p>
-            <w:pPr>
-              <w:pStyle w:val="Compact"/>
-            </w:pPr>
-            <w:r>
-              <w:t xml:space="preserve">The Cochrane database is a gold-standard source for summing up research evidence, with rigorous peer review (checks by other experts) and careful editorial oversight.</w:t>
+              <w:t xml:space="preserve">Medium</w:t>
+            </w:r>
+          </w:p>
+        </w:tc>
+        <w:tc>
+          <w:tcPr/>
+          <w:p>
+            <w:pPr>
+              <w:pStyle w:val="Compact"/>
+            </w:pPr>
+            <w:r>
+              <w:t xml:space="preserve">It is a preprint on a public server, so no independent experts have checked it (peer review) and no journal has accepted it yet.</w:t>
             </w:r>
           </w:p>
         </w:tc>
@@ -5488,18 +5534,18 @@
               <w:pStyle w:val="Compact"/>
             </w:pPr>
             <w:r>
-              <w:t xml:space="preserve">High</w:t>
-            </w:r>
-          </w:p>
-        </w:tc>
-        <w:tc>
-          <w:tcPr/>
-          <w:p>
-            <w:pPr>
-              <w:pStyle w:val="Compact"/>
-            </w:pPr>
-            <w:r>
-              <w:t xml:space="preserve">Pooling 38 randomised controlled trials (where people are put into groups by chance) and drawing on established pain science, it uses earlier research carefully to answer one clear question.</w:t>
+              <w:t xml:space="preserve">Low</w:t>
+            </w:r>
+          </w:p>
+        </w:tc>
+        <w:tc>
+          <w:tcPr/>
+          <w:p>
+            <w:pPr>
+              <w:pStyle w:val="Compact"/>
+            </w:pPr>
+            <w:r>
+              <w:t xml:space="preserve">It says a hunter-gatherer instinct picks bosses but gives no evidence and ignores the halo effect (one liked trait, such as height, colouring how we judge someone).</w:t>
             </w:r>
           </w:p>
         </w:tc>
@@ -5527,18 +5573,18 @@
               <w:pStyle w:val="Compact"/>
             </w:pPr>
             <w:r>
-              <w:t xml:space="preserve">High</w:t>
-            </w:r>
-          </w:p>
-        </w:tc>
-        <w:tc>
-          <w:tcPr/>
-          <w:p>
-            <w:pPr>
-              <w:pStyle w:val="Compact"/>
-            </w:pPr>
-            <w:r>
-              <w:t xml:space="preserve">Covering more than 3,500 participants, it followed Cochrane rules and a plan published in advance, had independent reviewers check the trials for bias and shares all data and code.</w:t>
+              <w:t xml:space="preserve">Medium</w:t>
+            </w:r>
+          </w:p>
+        </w:tc>
+        <w:tc>
+          <w:tcPr/>
+          <w:p>
+            <w:pPr>
+              <w:pStyle w:val="Compact"/>
+            </w:pPr>
+            <w:r>
+              <w:t xml:space="preserve">Comparing the heights of 452 bosses with the national average can show a gap, but nothing measured leadership skill or profits and the data are only on request.</w:t>
             </w:r>
           </w:p>
         </w:tc>
@@ -5566,18 +5612,18 @@
               <w:pStyle w:val="Compact"/>
             </w:pPr>
             <w:r>
-              <w:t xml:space="preserve">High</w:t>
-            </w:r>
-          </w:p>
-        </w:tc>
-        <w:tc>
-          <w:tcPr/>
-          <w:p>
-            <w:pPr>
-              <w:pStyle w:val="Compact"/>
-            </w:pPr>
-            <w:r>
-              <w:t xml:space="preserve">It reports a small-to-moderate reduction in pain, notes that results varied widely between trials and says mindfulness suits some pain types better and cannot replace medical treatment.</w:t>
+              <w:t xml:space="preserve">Low</w:t>
+            </w:r>
+          </w:p>
+        </w:tc>
+        <w:tc>
+          <w:tcPr/>
+          <w:p>
+            <w:pPr>
+              <w:pStyle w:val="Compact"/>
+            </w:pPr>
+            <w:r>
+              <w:t xml:space="preserve">Claiming that tall men are born to lead because of evolution treats a height gap as proof of inborn ability, when people may simply tend to pick tall men.</w:t>
             </w:r>
           </w:p>
         </w:tc>
@@ -5596,13 +5642,13 @@
       </w:r>
     </w:p>
     <w:bookmarkEnd w:id="55"/>
-    <w:bookmarkStart w:id="56" w:name="Xaa4abdba194bd7d9887d73681c2199050c4378f"/>
+    <w:bookmarkStart w:id="56" w:name="Xc9bbdb6dd4df0bbf246f6b0bd7e20dea6c4fc2a"/>
     <w:p>
       <w:pPr>
         <w:pStyle w:val="Heading2"/>
       </w:pPr>
       <w:r>
-        <w:t xml:space="preserve">Study E: The predictive relationship between income inequality and population health outcomes: A longitudinal study</w:t>
+        <w:t xml:space="preserve">Study E: Systematic review of 38 trials: mindfulness brings small to moderate chronic pain relief</w:t>
       </w:r>
     </w:p>
     <w:p>
@@ -5614,13 +5660,13 @@
           <w:b/>
           <w:bCs/>
         </w:rPr>
-        <w:t xml:space="preserve">Expert rating: 5 out of 7</w:t>
+        <w:t xml:space="preserve">Expert rating: 7 out of 7</w:t>
       </w:r>
       <w:r>
         <w:t xml:space="preserve"> </w:t>
       </w:r>
       <w:r>
-        <w:t xml:space="preserve">· Medium quality</w:t>
+        <w:t xml:space="preserve">· High quality</w:t>
       </w:r>
     </w:p>
     <w:p>
@@ -5628,7 +5674,7 @@
         <w:pStyle w:val="BodyText"/>
       </w:pPr>
       <w:r>
-        <w:t xml:space="preserve">Strong on every criterion: open access, a top public health journal, a plan fixed in advance, shared code and data and a careful conclusion. It still gets only 5 because the expert weighs two limits heavily: data from observation, not experiment, cannot prove that inequality harms health and about 15% of the health figures had to be estimated.</w:t>
+        <w:t xml:space="preserve">It is free to read and comes from a peer-reviewed library of health reviews. It combines 38 trials with 3,540 people under a preregistered plan, with two reviewers checking each trial for bias. All data and code are open and the conclusion reports how widely results varied. Strong on every criterion, it sits at the top of the scale.</w:t>
       </w:r>
     </w:p>
     <w:p>
@@ -5727,25 +5773,7 @@
               <w:pStyle w:val="Compact"/>
             </w:pPr>
             <w:r>
-              <w:t xml:space="preserve">‘Predictive relationship’</w:t>
-            </w:r>
-            <w:r>
-              <w:t xml:space="preserve"> </w:t>
-            </w:r>
-            <w:r>
-              <w:t xml:space="preserve">claims a link rather than proof of cause and</w:t>
-            </w:r>
-            <w:r>
-              <w:t xml:space="preserve"> </w:t>
-            </w:r>
-            <w:r>
-              <w:t xml:space="preserve">‘longitudinal’</w:t>
-            </w:r>
-            <w:r>
-              <w:t xml:space="preserve"> </w:t>
-            </w:r>
-            <w:r>
-              <w:t xml:space="preserve">(following the same countries over many years) describes the design exactly.</w:t>
+              <w:t xml:space="preserve">It names the design, the 38 trials and the condition and says the relief was small to moderate, with no promise of a cure.</w:t>
             </w:r>
           </w:p>
         </w:tc>
@@ -5784,7 +5812,7 @@
               <w:pStyle w:val="Compact"/>
             </w:pPr>
             <w:r>
-              <w:t xml:space="preserve">It is open access, so anyone can read the full paper free of charge and check the work for themselves.</w:t>
+              <w:t xml:space="preserve">Anyone can read the full review and download its data free online, so readers can check exactly how it was done.</w:t>
             </w:r>
           </w:p>
         </w:tc>
@@ -5823,7 +5851,7 @@
               <w:pStyle w:val="Compact"/>
             </w:pPr>
             <w:r>
-              <w:t xml:space="preserve">A top public health journal known for careful statistical review and for practices that help other researchers repeat (replicate) published studies.</w:t>
+              <w:t xml:space="preserve">It appeared in a library of health reviews run by an international non-profit network, where each review’s plan and final text are peer reviewed.</w:t>
             </w:r>
           </w:p>
         </w:tc>
@@ -5862,7 +5890,7 @@
               <w:pStyle w:val="Compact"/>
             </w:pPr>
             <w:r>
-              <w:t xml:space="preserve">Using 40 years of data from 50 countries, it builds on established social epidemiology (how society shapes health) and accounts for rival explanations such as absolute poverty.</w:t>
+              <w:t xml:space="preserve">It brings together many randomised controlled trials with mixed results to answer one clear question, drawing on research into how the brain handles pain.</w:t>
             </w:r>
           </w:p>
         </w:tc>
@@ -5901,7 +5929,7 @@
               <w:pStyle w:val="Compact"/>
             </w:pPr>
             <w:r>
-              <w:t xml:space="preserve">The analysis plan was recorded in advance (preregistered) and all code and data are public, but about 15% of yearly country records had missing health data filled in by estimation.</w:t>
+              <w:t xml:space="preserve">A preregistered meta-analysis of 38 trials with 3,540 people, separate bias checks by two reviewers and all extracted data and code free online make this careful, open work.</w:t>
             </w:r>
           </w:p>
         </w:tc>
@@ -5940,7 +5968,7 @@
               <w:pStyle w:val="Compact"/>
             </w:pPr>
             <w:r>
-              <w:t xml:space="preserve">It finds a strong link between inequality and life expectancy, infant mortality and mental health, yet states plainly that observational data (gathered without an experiment) cannot prove cause.</w:t>
+              <w:t xml:space="preserve">It reports a small to moderate drop in pain that varied widely, notes some kinds of pain improved more and says mindfulness can support medical treatment but not replace it.</w:t>
             </w:r>
           </w:p>
         </w:tc>
@@ -5959,13 +5987,13 @@
       </w:r>
     </w:p>
     <w:bookmarkEnd w:id="56"/>
-    <w:bookmarkStart w:id="58" w:name="Xecdc402c21213bc3387ff9120006d74d6bbf356"/>
+    <w:bookmarkStart w:id="58" w:name="Xff69d7ee0d5daf14b7ba44046bfc82b42ed77c0"/>
     <w:p>
       <w:pPr>
         <w:pStyle w:val="Heading2"/>
       </w:pPr>
       <w:r>
-        <w:t xml:space="preserve">Study F: Correction of the sickle cell mutation in a human patient trial using CRISPR gene editing</w:t>
+        <w:t xml:space="preserve">Study F: Real-world study of 5,000 people finds PrEP stops HIV infection</w:t>
       </w:r>
     </w:p>
     <w:p>
@@ -5991,7 +6019,7 @@
         <w:pStyle w:val="BodyText"/>
       </w:pPr>
       <w:r>
-        <w:t xml:space="preserve">A gene-editing trial for sickle cell disease in a top medical journal, with close safety monitoring and an honest paper that reports unintended edits in two patients. The expert’s 6 gives most weight to these strengths; on the rubric alone, the paywall, just 15 patients with no comparison group and an overclaiming title would put it nearer the middle.</w:t>
+        <w:t xml:space="preserve">Free access, a peer-reviewed society journal, a real-world test of earlier trials and blood tests confirming pill use in 5,000 people stand out. It falls just short of the top because users were compared with past patients and only an extra file admits the groups may have differed. Data come only on request and the title leaves out daily use.</w:t>
       </w:r>
     </w:p>
     <w:p>
@@ -6090,19 +6118,19 @@
               <w:pStyle w:val="Compact"/>
             </w:pPr>
             <w:r>
-              <w:t xml:space="preserve">It names the method and makes clear this was a patient trial, but</w:t>
+              <w:t xml:space="preserve">It names the real-world setting and sample size without hype words, but</w:t>
             </w:r>
             <w:r>
               <w:t xml:space="preserve"> </w:t>
             </w:r>
             <w:r>
-              <w:t xml:space="preserve">‘correction’</w:t>
+              <w:t xml:space="preserve">‘stops HIV infection’</w:t>
             </w:r>
             <w:r>
               <w:t xml:space="preserve"> </w:t>
             </w:r>
             <w:r>
-              <w:t xml:space="preserve">suggests a complete, lasting fix that a two-year trial of 15 patients cannot yet show.</w:t>
+              <w:t xml:space="preserve">leaves out that protection depended on daily use and was judged against past patients.</w:t>
             </w:r>
           </w:p>
         </w:tc>
@@ -6130,18 +6158,18 @@
               <w:pStyle w:val="Compact"/>
             </w:pPr>
             <w:r>
-              <w:t xml:space="preserve">Low</w:t>
-            </w:r>
-          </w:p>
-        </w:tc>
-        <w:tc>
-          <w:tcPr/>
-          <w:p>
-            <w:pPr>
-              <w:pStyle w:val="Compact"/>
-            </w:pPr>
-            <w:r>
-              <w:t xml:space="preserve">A paywall stops most readers from checking the trial for themselves, although the price of a paper says nothing about whether the research is sound.</w:t>
+              <w:t xml:space="preserve">High</w:t>
+            </w:r>
+          </w:p>
+        </w:tc>
+        <w:tc>
+          <w:tcPr/>
+          <w:p>
+            <w:pPr>
+              <w:pStyle w:val="Compact"/>
+            </w:pPr>
+            <w:r>
+              <w:t xml:space="preserve">Anyone can read the full paper free online, so every reader can check the methods and claims for themselves.</w:t>
             </w:r>
           </w:p>
         </w:tc>
@@ -6180,7 +6208,7 @@
               <w:pStyle w:val="Compact"/>
             </w:pPr>
             <w:r>
-              <w:t xml:space="preserve">A top medical journal that insists trials are overseen by an independent data monitoring board (outside experts who check safety and results while the trial runs).</w:t>
+              <w:t xml:space="preserve">It appeared in a peer-reviewed infectious disease journal run by a large medical society, with funding from a government health agency.</w:t>
             </w:r>
           </w:p>
         </w:tc>
@@ -6219,7 +6247,7 @@
               <w:pStyle w:val="Compact"/>
             </w:pPr>
             <w:r>
-              <w:t xml:space="preserve">It builds on molecular biology and gene therapy, using CRISPR (a tool for cutting and editing DNA) on patients’ own blood-forming stem cells, aiming to correct the faulty gene.</w:t>
+              <w:t xml:space="preserve">Earlier randomised trials showed PrEP works when taken as prescribed, so testing how well it works in everyday life is a needed next step.</w:t>
             </w:r>
           </w:p>
         </w:tc>
@@ -6247,18 +6275,18 @@
               <w:pStyle w:val="Compact"/>
             </w:pPr>
             <w:r>
-              <w:t xml:space="preserve">Low</w:t>
-            </w:r>
-          </w:p>
-        </w:tc>
-        <w:tc>
-          <w:tcPr/>
-          <w:p>
-            <w:pPr>
-              <w:pStyle w:val="Compact"/>
-            </w:pPr>
-            <w:r>
-              <w:t xml:space="preserve">Just 15 patients and no comparison group make the benefit harder to judge and patients’ individual data stay private, although close safety monitoring over two years is a strength.</w:t>
+              <w:t xml:space="preserve">Medium</w:t>
+            </w:r>
+          </w:p>
+        </w:tc>
+        <w:tc>
+          <w:tcPr/>
+          <w:p>
+            <w:pPr>
+              <w:pStyle w:val="Compact"/>
+            </w:pPr>
+            <w:r>
+              <w:t xml:space="preserve">Checking pill use in 5,000 people with blood tests is a strength, but data are only on request and the comparison is past patients, not a group chosen by chance.</w:t>
             </w:r>
           </w:p>
         </w:tc>
@@ -6286,18 +6314,18 @@
               <w:pStyle w:val="Compact"/>
             </w:pPr>
             <w:r>
-              <w:t xml:space="preserve">High</w:t>
-            </w:r>
-          </w:p>
-        </w:tc>
-        <w:tc>
-          <w:tcPr/>
-          <w:p>
-            <w:pPr>
-              <w:pStyle w:val="Compact"/>
-            </w:pPr>
-            <w:r>
-              <w:t xml:space="preserve">Unlike the title, the paper is careful: all patients improved, but it admits nobody knows how long this lasts, notes the high cost and reports unintended edits in two patients.</w:t>
+              <w:t xml:space="preserve">Medium</w:t>
+            </w:r>
+          </w:p>
+        </w:tc>
+        <w:tc>
+          <w:tcPr/>
+          <w:p>
+            <w:pPr>
+              <w:pStyle w:val="Compact"/>
+            </w:pPr>
+            <w:r>
+              <w:t xml:space="preserve">It admits protection falls with missed doses and PrEP does not stop other sexually transmitted infections, but mentions only in an extra online file that past patients may have differed.</w:t>
             </w:r>
           </w:p>
         </w:tc>
@@ -6315,7 +6343,7 @@
         <w:pStyle w:val="FirstParagraph"/>
       </w:pPr>
       <w:r>
-        <w:t xml:space="preserve">Made from the studies, glossary and rubric of content version 2 of Unlock the Lab, the same files the app uses. CC BY 4.0, Pablo Bernabeu.</w:t>
+        <w:t xml:space="preserve">Made from the studies, glossary, rubric and rating guide of content version 3 of Unlock the Lab, the same files the app uses. CC BY 4.0, Pablo Bernabeu.</w:t>
       </w:r>
       <w:r>
         <w:t xml:space="preserve"> </w:t>
